--- a/CAPSTONE/bus311-capstone-capaj-prompts.docx
+++ b/CAPSTONE/bus311-capstone-capaj-prompts.docx
@@ -193,7 +193,7 @@
         <w:pStyle w:val="Heading1"/>
       </w:pPr>
       <w:r>
-        <w:t>Checkpoint 1 - Generate CFO questions and research directions</w:t>
+        <w:t>Checkpoint 1 - Review a potential CFO direction after Stage 1</w:t>
       </w:r>
     </w:p>
     <w:p>
@@ -207,7 +207,7 @@
           <w:color w:val="202124"/>
           <w:sz w:val="22"/>
         </w:rPr>
-        <w:t>Context to prepare: company, public business model, preliminary revenue engine, and the decision areas you are considering. Assumptions to expose: what you currently believe matters and what you may be overlooking.</w:t>
+        <w:t>Context to prepare: the company snapshot, required FactSet learning, and one potential CFO decision from the Stage 1 exploration brief. Assumptions to expose: what you currently believe matters and what you may be overlooking.</w:t>
       </w:r>
     </w:p>
     <w:tbl>
@@ -246,14 +246,8 @@
             <w:pPr>
               <w:spacing w:before="0" w:after="0" w:line="276" w:lineRule="auto"/>
             </w:pPr>
-            <w:r/>
             <w:r>
-              <w:rPr>
-                <w:rFonts w:ascii="Aptos" w:hAnsi="Aptos"/>
-                <w:color w:val="202124"/>
-                <w:sz w:val="20"/>
-              </w:rPr>
-              <w:t>You are a skeptical corporate CFO helping me generate research questions, not giving me a final answer. Use only the sanitized context below. Do not browse, cite sources, invent company facts, calculate financial outputs, or recommend a final decision. Mark anything that would require evidence as VERIFY.</w:t>
+              <w:t>You are a skeptical corporate CFO helping me review a potential research direction after Stage 1, not giving me a final answer. Use only the sanitized context below. Do not browse, cite sources, invent company facts, calculate financial outputs, or recommend a final decision. Mark anything that would require evidence as VERIFY.</w:t>
               <w:br/>
               <w:br/>
               <w:t>SANITIZED CONTEXT</w:t>
@@ -262,20 +256,27 @@
               <w:br/>
               <w:t>Preliminary revenue engine: [products/segments/drivers]</w:t>
               <w:br/>
-              <w:t>Possible CFO decision areas: [list]</w:t>
+              <w:t>Potential CFO decision from Stage 1: [one sentence]</w:t>
               <w:br/>
               <w:t>My initial assumptions: [list]</w:t>
               <w:br/>
               <w:br/>
               <w:t>TASK</w:t>
               <w:br/>
-              <w:t>1. Propose 5 company-specific CFO decision questions.</w:t>
+              <w:t>1. Identify the three most important questions I should investigate before treating this potential decision as a recommendation.</w:t>
               <w:br/>
-              <w:t>2. For each, name the key uncertainty, competing explanation, BUS311 concept, and public evidence I should independently seek.</w:t>
+              <w:t>2. For each question, name the key uncertainty, a competing explanation, the BUS311 concept involved, and the public evidence I should independently seek.</w:t>
               <w:br/>
-              <w:t>3. Identify 2 directions that are too broad, weakly causal, or difficult to verify and explain why.</w:t>
+              <w:t>3. Identify any part of the potential decision that is too broad, weakly causal, or difficult to verify and explain why.</w:t>
               <w:br/>
-              <w:t>4. End with a short list of research leads only. Do not choose for me.</w:t>
+              <w:t>4. End with a short list of research leads only. Do not validate the Stage 1 idea or choose for me.</w:t>
+            </w:r>
+            <w:r>
+              <w:rPr>
+                <w:rFonts w:ascii="Aptos" w:hAnsi="Aptos"/>
+                <w:color w:val="202124"/>
+                <w:sz w:val="20"/>
+              </w:rPr>
             </w:r>
           </w:p>
         </w:tc>
@@ -308,7 +309,7 @@
           <w:color w:val="202124"/>
           <w:sz w:val="22"/>
         </w:rPr>
-        <w:t>Can the direction be supported with specific SEC, permitted FactSet, Excel, and course evidence?</w:t>
+        <w:t>This checkpoint occurs after the Stage 1 exploration brief. Can the direction now be tested with specific SEC, permitted FactSet, Excel, and course evidence?</w:t>
       </w:r>
     </w:p>
     <w:p>
@@ -325,7 +326,7 @@
           <w:color w:val="202124"/>
           <w:sz w:val="22"/>
         </w:rPr>
-        <w:t>Is it material, company-specific, causal, and appropriate for the CFO and Board?</w:t>
+        <w:t>Which parts remain tentative, and what evidence would be needed before calling the direction material, causal, or recommendation-ready?</w:t>
       </w:r>
     </w:p>
     <w:p>
@@ -347,7 +348,7 @@
           <w:color w:val="202124"/>
           <w:sz w:val="22"/>
         </w:rPr>
-        <w:t>Record which directions you accepted, modified, or rejected and why. Your final project direction must be your decision and still requires instructor approval.</w:t>
+        <w:t>Record what you accepted, modified, or rejected and why. Your final direction remains your decision. There is no formal Stage 1 approval gate; verification and judgment occur through the later checkpoints.</w:t>
       </w:r>
     </w:p>
     <w:p>
@@ -644,11 +645,6 @@
       </w:r>
     </w:p>
     <w:p>
-      <w:r>
-        <w:br w:type="page"/>
-      </w:r>
-    </w:p>
-    <w:p>
       <w:pPr>
         <w:pStyle w:val="Heading1"/>
       </w:pPr>
@@ -891,6 +887,8 @@
     <w:sectPr>
       <w:headerReference w:type="default" r:id="rId9"/>
       <w:footerReference w:type="default" r:id="rId10"/>
+      <w:headerReference w:type="even" r:id="rId11"/>
+      <w:footerReference w:type="even" r:id="rId12"/>
       <w:pgSz w:w="12240" w:h="15840"/>
       <w:pgMar w:top="1440" w:right="1440" w:bottom="1440" w:left="1440" w:header="708" w:footer="708" w:gutter="0"/>
       <w:cols w:space="720"/>
@@ -922,6 +920,16 @@
 </w:ftr>
 </file>
 
+<file path=word/footer2.xml><?xml version="1.0" encoding="utf-8"?>
+<w:ftr xmlns:m="http://schemas.openxmlformats.org/officeDocument/2006/math" xmlns:mc="http://schemas.openxmlformats.org/markup-compatibility/2006" xmlns:mo="http://schemas.microsoft.com/office/mac/office/2008/main" xmlns:mv="urn:schemas-microsoft-com:mac:vml" xmlns:o="urn:schemas-microsoft-com:office:office" xmlns:r="http://schemas.openxmlformats.org/officeDocument/2006/relationships" xmlns:v="urn:schemas-microsoft-com:vml" xmlns:w10="urn:schemas-microsoft-com:office:word" xmlns:w14="http://schemas.microsoft.com/office/word/2010/wordml" xmlns:w="http://schemas.openxmlformats.org/wordprocessingml/2006/main" xmlns:wne="http://schemas.microsoft.com/office/word/2006/wordml" xmlns:wp14="http://schemas.microsoft.com/office/word/2010/wordprocessingDrawing" xmlns:wp="http://schemas.openxmlformats.org/drawingml/2006/wordprocessingDrawing" xmlns:wpc="http://schemas.microsoft.com/office/word/2010/wordprocessingCanvas" xmlns:wpg="http://schemas.microsoft.com/office/word/2010/wordprocessingGroup" xmlns:wpi="http://schemas.microsoft.com/office/word/2010/wordprocessingInk" xmlns:wps="http://schemas.microsoft.com/office/word/2010/wordprocessingShape" mc:Ignorable="w14 wp14">
+  <w:p>
+    <w:pPr>
+      <w:pStyle w:val="Footer"/>
+    </w:pPr>
+  </w:p>
+</w:ftr>
+</file>
+
 <file path=word/header1.xml><?xml version="1.0" encoding="utf-8"?>
 <w:hdr xmlns:m="http://schemas.openxmlformats.org/officeDocument/2006/math" xmlns:mc="http://schemas.openxmlformats.org/markup-compatibility/2006" xmlns:mo="http://schemas.microsoft.com/office/mac/office/2008/main" xmlns:mv="urn:schemas-microsoft-com:mac:vml" xmlns:o="urn:schemas-microsoft-com:office:office" xmlns:r="http://schemas.openxmlformats.org/officeDocument/2006/relationships" xmlns:v="urn:schemas-microsoft-com:vml" xmlns:w10="urn:schemas-microsoft-com:office:word" xmlns:w14="http://schemas.microsoft.com/office/word/2010/wordml" xmlns:w="http://schemas.openxmlformats.org/wordprocessingml/2006/main" xmlns:wne="http://schemas.microsoft.com/office/word/2006/wordml" xmlns:wp14="http://schemas.microsoft.com/office/word/2010/wordprocessingDrawing" xmlns:wp="http://schemas.openxmlformats.org/drawingml/2006/wordprocessingDrawing" xmlns:wpc="http://schemas.microsoft.com/office/word/2010/wordprocessingCanvas" xmlns:wpg="http://schemas.microsoft.com/office/word/2010/wordprocessingGroup" xmlns:wpi="http://schemas.microsoft.com/office/word/2010/wordprocessingInk" xmlns:wps="http://schemas.microsoft.com/office/word/2010/wordprocessingShape" mc:Ignorable="w14 wp14">
   <w:p>
@@ -940,6 +948,16 @@
       </w:rPr>
       <w:t>C-A-P-A-J Reusable Prompt Templates</w:t>
     </w:r>
+  </w:p>
+</w:hdr>
+</file>
+
+<file path=word/header2.xml><?xml version="1.0" encoding="utf-8"?>
+<w:hdr xmlns:m="http://schemas.openxmlformats.org/officeDocument/2006/math" xmlns:mc="http://schemas.openxmlformats.org/markup-compatibility/2006" xmlns:mo="http://schemas.microsoft.com/office/mac/office/2008/main" xmlns:mv="urn:schemas-microsoft-com:mac:vml" xmlns:o="urn:schemas-microsoft-com:office:office" xmlns:r="http://schemas.openxmlformats.org/officeDocument/2006/relationships" xmlns:v="urn:schemas-microsoft-com:vml" xmlns:w10="urn:schemas-microsoft-com:office:word" xmlns:w14="http://schemas.microsoft.com/office/word/2010/wordml" xmlns:w="http://schemas.openxmlformats.org/wordprocessingml/2006/main" xmlns:wne="http://schemas.microsoft.com/office/word/2006/wordml" xmlns:wp14="http://schemas.microsoft.com/office/word/2010/wordprocessingDrawing" xmlns:wp="http://schemas.openxmlformats.org/drawingml/2006/wordprocessingDrawing" xmlns:wpc="http://schemas.microsoft.com/office/word/2010/wordprocessingCanvas" xmlns:wpg="http://schemas.microsoft.com/office/word/2010/wordprocessingGroup" xmlns:wpi="http://schemas.microsoft.com/office/word/2010/wordprocessingInk" xmlns:wps="http://schemas.microsoft.com/office/word/2010/wordprocessingShape" mc:Ignorable="w14 wp14">
+  <w:p>
+    <w:pPr>
+      <w:pStyle w:val="Header"/>
+    </w:pPr>
   </w:p>
 </w:hdr>
 </file>

--- a/CAPSTONE/bus311-capstone-capaj-prompts.docx
+++ b/CAPSTONE/bus311-capstone-capaj-prompts.docx
@@ -649,7 +649,7 @@
         <w:pStyle w:val="Heading1"/>
       </w:pPr>
       <w:r>
-        <w:t>Checkpoint 4 - Rehearse Board Q&amp;A</w:t>
+        <w:t>Checkpoint 4 - Rehearse the oral Board presentation</w:t>
       </w:r>
     </w:p>
     <w:p>
@@ -765,7 +765,7 @@
           <w:color w:val="202124"/>
           <w:sz w:val="22"/>
         </w:rPr>
-        <w:t>Recheck the evidence behind weak answers and identify any revision needed in the deck, executive summary, recommendation, model support, or speaking notes.</w:t>
+        <w:t>Recheck the evidence behind weak answers and identify any revision needed in the PowerPoint company analysis, recommendation, model support, or speaking notes.</w:t>
       </w:r>
     </w:p>
     <w:p>
@@ -906,16 +906,30 @@
       <w:spacing w:before="0" w:after="0" w:line="240" w:lineRule="auto"/>
       <w:jc w:val="right"/>
     </w:pPr>
-    <w:r/>
     <w:r>
       <w:rPr>
-        <w:rFonts w:ascii="Calibri" w:hAnsi="Calibri"/>
-        <w:color w:val="5B6573"/>
+        <w:rFonts w:ascii="Aptos" w:hAnsi="Aptos"/>
+        <w:b w:val="0"/>
+        <w:i w:val="0"/>
+        <w:color w:val="5B6472"/>
         <w:sz w:val="17"/>
       </w:rPr>
-      <w:t xml:space="preserve">BUS311  |  Fall 2026  |  Page </w:t>
+      <w:t xml:space="preserve">Approved student release  |  Page </w:t>
     </w:r>
-    <w:fldSimple w:instr="PAGE"/>
+    <w:r>
+      <w:rPr>
+        <w:rFonts w:ascii="Aptos" w:hAnsi="Aptos"/>
+        <w:b w:val="0"/>
+        <w:i w:val="0"/>
+        <w:color w:val="5B6472"/>
+        <w:sz w:val="17"/>
+      </w:rPr>
+      <w:fldChar w:fldCharType="begin"/>
+      <w:instrText xml:space="preserve"> PAGE </w:instrText>
+      <w:fldChar w:fldCharType="separate"/>
+      <w:t>1</w:t>
+      <w:fldChar w:fldCharType="end"/>
+    </w:r>
   </w:p>
 </w:ftr>
 </file>

--- a/CAPSTONE/bus311-capstone-capaj-prompts.docx
+++ b/CAPSTONE/bus311-capstone-capaj-prompts.docx
@@ -649,7 +649,7 @@
         <w:pStyle w:val="Heading1"/>
       </w:pPr>
       <w:r>
-        <w:t>Checkpoint 4 - Rehearse the oral Board presentation</w:t>
+        <w:t>Checkpoint 4 - Rehearse the Oral Presentation</w:t>
       </w:r>
     </w:p>
     <w:p>
@@ -906,16 +906,6 @@
       <w:spacing w:before="0" w:after="0" w:line="240" w:lineRule="auto"/>
       <w:jc w:val="right"/>
     </w:pPr>
-    <w:r>
-      <w:rPr>
-        <w:rFonts w:ascii="Aptos" w:hAnsi="Aptos"/>
-        <w:b w:val="0"/>
-        <w:i w:val="0"/>
-        <w:color w:val="5B6472"/>
-        <w:sz w:val="17"/>
-      </w:rPr>
-      <w:t xml:space="preserve">Approved student release  |  Page </w:t>
-    </w:r>
     <w:r>
       <w:rPr>
         <w:rFonts w:ascii="Aptos" w:hAnsi="Aptos"/>
